--- a/docs/PV-AgentCore-Maintenance.docx
+++ b/docs/PV-AgentCore-Maintenance.docx
@@ -693,7 +693,7 @@
           <w:sz w:val="17"/>
           <w:szCs w:val="17"/>
         </w:rPr>
-        <w:t xml:space="preserve">bash lib/engine/demo.sh    agents/pharmacovigilance   # smoke test: expect 30/30</w:t>
+        <w:t xml:space="preserve">bash lib/engine/demo.sh    agents/pharmacovigilance   # smoke test: expect 32/32</w:t>
       </w:r>
     </w:p>
     <w:p>
@@ -1671,7 +1671,7 @@
         <w:t xml:space="preserve">bash lib/engine/demo.sh agents/pharmacovigilance</w:t>
       </w:r>
       <w:r>
-        <w:t xml:space="preserve"> is the fastest health check — 30/30 means the whole governed path is intact; </w:t>
+        <w:t xml:space="preserve"> is the fastest health check — 32/32 means the whole governed path is intact; </w:t>
       </w:r>
       <w:r>
         <w:rPr>

--- a/docs/PV-AgentCore-Maintenance.docx
+++ b/docs/PV-AgentCore-Maintenance.docx
@@ -693,7 +693,7 @@
           <w:sz w:val="17"/>
           <w:szCs w:val="17"/>
         </w:rPr>
-        <w:t xml:space="preserve">bash lib/engine/demo.sh    agents/pharmacovigilance   # smoke test: expect 32/32</w:t>
+        <w:t xml:space="preserve">bash lib/engine/demo.sh    agents/pharmacovigilance   # legacy-engine smoke test: expect all checks to pass</w:t>
       </w:r>
     </w:p>
     <w:p>
@@ -1671,7 +1671,7 @@
         <w:t xml:space="preserve">bash lib/engine/demo.sh agents/pharmacovigilance</w:t>
       </w:r>
       <w:r>
-        <w:t xml:space="preserve"> is the fastest health check — 32/32 means the whole governed path is intact; </w:t>
+        <w:t xml:space="preserve"> is the fastest health check — a clean run means the whole governed path is intact; </w:t>
       </w:r>
       <w:r>
         <w:rPr>
@@ -2530,7 +2530,7 @@
                 <w:sz w:val="19"/>
                 <w:szCs w:val="19"/>
               </w:rPr>
-              <w:t xml:space="preserve">openfda_lookup returns 'fallback aggregate'</w:t>
+              <w:t xml:space="preserve">openfda_lookup returns found:false / authoritative:false</w:t>
             </w:r>
           </w:p>
         </w:tc>
@@ -2554,7 +2554,7 @@
                 <w:sz w:val="19"/>
                 <w:szCs w:val="19"/>
               </w:rPr>
-              <w:t xml:space="preserve">openFDA egress failed or was rate-limited (or the drug had no FAERS results). The tool fails soft to a deterministic non-PHI aggregate so the governed workflow still proceeds; confirm outbound HTTPS if live background is required.</w:t>
+              <w:t xml:space="preserve">openFDA egress failed or was rate-limited, or the drug had no FAERS results. This is CORRECT, intended behaviour: the tool returns an explicit not-found result with no substituted aggregate — it must never fabricate background data (P0-4). The governed workflow proceeds with the absence recorded and stamped in provenance. If live background is required, confirm outbound HTTPS egress to api.fda.gov is permitted by the egress allowlist.</w:t>
             </w:r>
           </w:p>
         </w:tc>
